--- a/declaraciones_app/data/documentos/2991307380101_acta_Diana_Betsabe_Trujillo_Vásquez.docx
+++ b/declaraciones_app/data/documentos/2991307380101_acta_Diana_Betsabe_Trujillo_Vásquez.docx
@@ -32,702 +32,679 @@
           <w:b/>
         </w:rPr>
       </w:pPr>
-      <w:r>
-        <w:rPr>
-          <w:rFonts w:ascii="Arial" w:hAnsi="Arial" w:cs="Arial"/>
-        </w:rPr>
-        <w:t xml:space="preserve">En la ciudad de Guatemala, siendo las </w:t>
-      </w:r>
-      <w:r>
-        <w:rPr>
-          <w:rFonts w:ascii="Arial" w:hAnsi="Arial" w:cs="Arial"/>
-        </w:rPr>
-        <w:t>diecisiete</w:t>
-      </w:r>
-      <w:r>
-        <w:rPr>
-          <w:rFonts w:ascii="Arial" w:hAnsi="Arial" w:cs="Arial"/>
-        </w:rPr>
-        <w:t xml:space="preserve"> ho</w:t>
-      </w:r>
-      <w:r>
-        <w:rPr>
-          <w:rFonts w:ascii="Arial" w:hAnsi="Arial" w:cs="Arial"/>
-        </w:rPr>
-        <w:t>ras</w:t>
-      </w:r>
-      <w:r>
-        <w:rPr>
-          <w:rFonts w:ascii="Arial" w:hAnsi="Arial" w:cs="Arial"/>
-        </w:rPr>
-        <w:t xml:space="preserve"> con</w:t>
-      </w:r>
-      <w:r>
-        <w:rPr>
-          <w:rFonts w:ascii="Arial" w:hAnsi="Arial" w:cs="Arial"/>
-        </w:rPr>
-        <w:t xml:space="preserve"> veinte</w:t>
-      </w:r>
-      <w:r>
-        <w:rPr>
-          <w:rFonts w:ascii="Arial" w:hAnsi="Arial" w:cs="Arial"/>
-        </w:rPr>
-        <w:t xml:space="preserve"> minutos</w:t>
-      </w:r>
-      <w:r>
-        <w:rPr>
-          <w:rFonts w:ascii="Arial" w:hAnsi="Arial" w:cs="Arial"/>
-        </w:rPr>
-        <w:t>,</w:t>
-      </w:r>
-      <w:r>
-        <w:rPr>
-          <w:rFonts w:ascii="Arial" w:hAnsi="Arial" w:cs="Arial"/>
-        </w:rPr>
-        <w:t xml:space="preserve"> del día</w:t>
-      </w:r>
-      <w:r>
-        <w:rPr>
-          <w:rFonts w:ascii="Arial" w:hAnsi="Arial" w:cs="Arial"/>
-        </w:rPr>
-        <w:t xml:space="preserve"> veintiocho (28)</w:t>
-      </w:r>
-      <w:r>
-        <w:rPr>
-          <w:rFonts w:ascii="Arial" w:hAnsi="Arial" w:cs="Arial"/>
-        </w:rPr>
-        <w:t>, de</w:t>
-      </w:r>
-      <w:r>
-        <w:rPr>
-          <w:rFonts w:ascii="Arial" w:hAnsi="Arial" w:cs="Arial"/>
-        </w:rPr>
-        <w:t xml:space="preserve"> noviembre</w:t>
-      </w:r>
-      <w:r>
-        <w:rPr>
-          <w:rFonts w:ascii="Arial" w:hAnsi="Arial" w:cs="Arial"/>
-        </w:rPr>
-        <w:t xml:space="preserve"> </w:t>
-      </w:r>
-      <w:r>
-        <w:rPr>
-          <w:rFonts w:ascii="Arial" w:hAnsi="Arial" w:cs="Arial"/>
-        </w:rPr>
-        <w:t xml:space="preserve">del dos mil </w:t>
-      </w:r>
-      <w:r>
-        <w:rPr>
-          <w:rFonts w:ascii="Arial" w:hAnsi="Arial" w:cs="Arial"/>
-        </w:rPr>
-        <w:t>veinti</w:t>
-      </w:r>
-      <w:r>
-        <w:rPr>
-          <w:rFonts w:ascii="Arial" w:hAnsi="Arial" w:cs="Arial"/>
-        </w:rPr>
-        <w:t>c</w:t>
-      </w:r>
-      <w:r>
-        <w:rPr>
-          <w:rFonts w:ascii="Arial" w:hAnsi="Arial" w:cs="Arial"/>
-        </w:rPr>
-        <w:t>inco</w:t>
-      </w:r>
-      <w:r>
-        <w:rPr>
-          <w:rFonts w:ascii="Arial" w:hAnsi="Arial" w:cs="Arial"/>
-        </w:rPr>
-        <w:t xml:space="preserve"> (20</w:t>
-      </w:r>
-      <w:r>
-        <w:rPr>
-          <w:rFonts w:ascii="Arial" w:hAnsi="Arial" w:cs="Arial"/>
-        </w:rPr>
-        <w:t>2</w:t>
-      </w:r>
-      <w:r>
-        <w:rPr>
-          <w:rFonts w:ascii="Arial" w:hAnsi="Arial" w:cs="Arial"/>
-        </w:rPr>
-        <w:t>5</w:t>
-      </w:r>
-      <w:r>
-        <w:rPr>
-          <w:rFonts w:ascii="Arial" w:hAnsi="Arial" w:cs="Arial"/>
-        </w:rPr>
-        <w:t>),</w:t>
-      </w:r>
-      <w:r>
-        <w:rPr>
-          <w:rFonts w:ascii="Arial" w:eastAsia="Batang" w:hAnsi="Arial" w:cs="Arial"/>
-          <w:b/>
-          <w:lang w:val="es-MX"/>
-        </w:rPr>
-        <w:t xml:space="preserve"> YO,</w:t>
-      </w:r>
-      <w:r>
-        <w:rPr>
-          <w:rFonts w:ascii="Arial" w:hAnsi="Arial" w:cs="Arial"/>
-          <w:b/>
-        </w:rPr>
-        <w:t xml:space="preserve"> Néstor Antolín Najarro López</w:t>
-      </w:r>
-      <w:r>
-        <w:rPr>
-          <w:rFonts w:ascii="Arial" w:hAnsi="Arial" w:cs="Arial"/>
-        </w:rPr>
-        <w:t xml:space="preserve">,  </w:t>
-      </w:r>
-      <w:r>
-        <w:rPr>
-          <w:rFonts w:ascii="Arial" w:hAnsi="Arial" w:cs="Arial"/>
-          <w:b/>
-        </w:rPr>
-        <w:t>Notario</w:t>
-      </w:r>
-      <w:r>
-        <w:rPr>
-          <w:rFonts w:ascii="Arial" w:hAnsi="Arial" w:cs="Arial"/>
-        </w:rPr>
-        <w:t>, constituido en mi oficina profesional ubicada en la Manzana siete (7), lote catorce (14), san Rafael buena vista zona dieciocho (18)</w:t>
-      </w:r>
-      <w:r>
-        <w:rPr>
-          <w:rFonts w:ascii="Arial" w:eastAsia="Batang" w:hAnsi="Arial" w:cs="Arial"/>
-        </w:rPr>
-        <w:t>, del municipio de Guatemala, departamento de Guatemala, soy requerido por el señor</w:t>
-      </w:r>
-      <w:r>
-        <w:rPr>
-          <w:rFonts w:ascii="Arial" w:eastAsia="Batang" w:hAnsi="Arial" w:cs="Arial"/>
-        </w:rPr>
-        <w:t xml:space="preserve"> </w:t>
-      </w:r>
       <w:bookmarkStart w:id="0" w:name="_Hlk168651707"/>
-      <w:r>
-        <w:rPr>
-          <w:rFonts w:ascii="Arial" w:eastAsia="Batang" w:hAnsi="Arial" w:cs="Arial"/>
-          <w:b/>
-          <w:bCs/>
-        </w:rPr>
-        <w:t xml:space="preserve">Abner Aníbal </w:t>
-      </w:r>
       <w:proofErr w:type="spellStart"/>
-      <w:r>
-        <w:rPr>
-          <w:rFonts w:ascii="Arial" w:eastAsia="Batang" w:hAnsi="Arial" w:cs="Arial"/>
-          <w:b/>
-          <w:bCs/>
-        </w:rPr>
-        <w:t>Ajpop</w:t>
-      </w:r>
       <w:proofErr w:type="spellEnd"/>
-      <w:r>
-        <w:rPr>
-          <w:rFonts w:ascii="Arial" w:eastAsia="Batang" w:hAnsi="Arial" w:cs="Arial"/>
-          <w:b/>
-          <w:bCs/>
-        </w:rPr>
-        <w:t xml:space="preserve"> González</w:t>
-      </w:r>
       <w:bookmarkStart w:id="1" w:name="_Hlk168649837"/>
       <w:bookmarkStart w:id="2" w:name="_Hlk168649578"/>
       <w:bookmarkStart w:id="3" w:name="_Hlk168513092"/>
-      <w:r>
-        <w:rPr>
-          <w:rFonts w:ascii="Arial" w:eastAsia="Batang" w:hAnsi="Arial" w:cs="Arial"/>
-          <w:b/>
-        </w:rPr>
-        <w:t xml:space="preserve">, </w:t>
-      </w:r>
       <w:bookmarkEnd w:id="0"/>
       <w:bookmarkEnd w:id="1"/>
       <w:bookmarkEnd w:id="2"/>
       <w:bookmarkEnd w:id="3"/>
-      <w:r>
-        <w:rPr>
-          <w:rFonts w:ascii="Arial" w:eastAsia="Batang" w:hAnsi="Arial" w:cs="Arial"/>
+      <w:proofErr w:type="spellStart"/>
+      <w:proofErr w:type="spellEnd"/>
+      <w:proofErr w:type="gramStart"/>
+      <w:proofErr w:type="gramEnd"/>
+      <w:r>
+        <w:rPr>
+          <w:rFonts w:ascii="Arial" w:hAnsi="Arial"/>
+        </w:rPr>
+        <w:t xml:space="preserve">En la ciudad de Guatemala, siendo las </w:t>
+      </w:r>
+      <w:r>
+        <w:rPr>
+          <w:rFonts w:ascii="Arial" w:hAnsi="Arial"/>
+        </w:rPr>
+        <w:t>diecisiete horas con veinte minutos</w:t>
+      </w:r>
+      <w:r>
+        <w:rPr>
+          <w:rFonts w:ascii="Arial" w:hAnsi="Arial"/>
+        </w:rPr>
+        <w:t>,</w:t>
+      </w:r>
+      <w:r>
+        <w:rPr>
+          <w:rFonts w:ascii="Arial" w:hAnsi="Arial"/>
+        </w:rPr>
+        <w:t xml:space="preserve"> del día</w:t>
+      </w:r>
+      <w:r>
+        <w:rPr>
+          <w:rFonts w:ascii="Arial" w:hAnsi="Arial"/>
+        </w:rPr>
+        <w:t xml:space="preserve"> </w:t>
+      </w:r>
+      <w:r>
+        <w:rPr>
+          <w:rFonts w:ascii="Arial" w:hAnsi="Arial"/>
+        </w:rPr>
+        <w:t>veintiocho</w:t>
+      </w:r>
+      <w:r>
+        <w:rPr>
+          <w:rFonts w:ascii="Arial" w:hAnsi="Arial"/>
+        </w:rPr>
+        <w:t xml:space="preserve"> </w:t>
+      </w:r>
+      <w:r>
+        <w:rPr>
+          <w:rFonts w:ascii="Arial" w:hAnsi="Arial"/>
+        </w:rPr>
+        <w:t>(28)</w:t>
+      </w:r>
+      <w:r>
+        <w:rPr>
+          <w:rFonts w:ascii="Arial" w:hAnsi="Arial"/>
+        </w:rPr>
+        <w:t>, de</w:t>
+      </w:r>
+      <w:r>
+        <w:rPr>
+          <w:rFonts w:ascii="Arial" w:hAnsi="Arial"/>
+        </w:rPr>
+        <w:t xml:space="preserve"> </w:t>
+      </w:r>
+      <w:r>
+        <w:rPr>
+          <w:rFonts w:ascii="Arial" w:hAnsi="Arial"/>
+        </w:rPr>
+        <w:t>noviembre</w:t>
+      </w:r>
+      <w:r>
+        <w:rPr>
+          <w:rFonts w:ascii="Arial" w:hAnsi="Arial"/>
+        </w:rPr>
+        <w:t xml:space="preserve"> </w:t>
+      </w:r>
+      <w:r>
+        <w:rPr>
+          <w:rFonts w:ascii="Arial" w:hAnsi="Arial"/>
+        </w:rPr>
+        <w:t xml:space="preserve">del </w:t>
+      </w:r>
+      <w:r>
+        <w:rPr>
+          <w:rFonts w:ascii="Arial" w:hAnsi="Arial"/>
+        </w:rPr>
+        <w:t>dos mil veinticinco</w:t>
+      </w:r>
+      <w:r>
+        <w:rPr>
+          <w:rFonts w:ascii="Arial" w:hAnsi="Arial"/>
+        </w:rPr>
+        <w:t xml:space="preserve"> </w:t>
+      </w:r>
+      <w:r>
+        <w:rPr>
+          <w:rFonts w:ascii="Arial" w:hAnsi="Arial"/>
+        </w:rPr>
+        <w:t>(2025)</w:t>
+      </w:r>
+      <w:r>
+        <w:rPr>
+          <w:rFonts w:ascii="Arial" w:hAnsi="Arial"/>
+        </w:rPr>
+        <w:t>,</w:t>
+      </w:r>
+      <w:r>
+        <w:rPr>
+          <w:rFonts w:ascii="Arial" w:hAnsi="Arial"/>
+          <w:b/>
+        </w:rPr>
+        <w:t xml:space="preserve"> YO,</w:t>
+      </w:r>
+      <w:r>
+        <w:rPr>
+          <w:rFonts w:ascii="Arial" w:hAnsi="Arial"/>
+          <w:b/>
+        </w:rPr>
+        <w:t xml:space="preserve"> Néstor Antolín Najarro López</w:t>
+      </w:r>
+      <w:r>
+        <w:rPr>
+          <w:rFonts w:ascii="Arial" w:hAnsi="Arial"/>
+        </w:rPr>
+        <w:t xml:space="preserve">,  </w:t>
+      </w:r>
+      <w:r>
+        <w:rPr>
+          <w:rFonts w:ascii="Arial" w:hAnsi="Arial"/>
+          <w:b/>
+        </w:rPr>
+        <w:t>Notario</w:t>
+      </w:r>
+      <w:r>
+        <w:rPr>
+          <w:rFonts w:ascii="Arial" w:hAnsi="Arial"/>
+        </w:rPr>
+        <w:t>, constituido en mi oficina profesional ubicada en la Manzana siete (7), lote catorce (14), san Rafael buena vista zona dieciocho (18)</w:t>
+      </w:r>
+      <w:r>
+        <w:rPr>
+          <w:rFonts w:ascii="Arial" w:hAnsi="Arial"/>
+        </w:rPr>
+        <w:t>, del municipio de Guatemala, departamento de Guatemala, soy requerido por el señor</w:t>
+      </w:r>
+      <w:r>
+        <w:rPr>
+          <w:rFonts w:ascii="Arial" w:hAnsi="Arial"/>
+        </w:rPr>
+        <w:t xml:space="preserve"> </w:t>
+      </w:r>
+      <w:r>
+        <w:rPr>
+          <w:rFonts w:ascii="Arial" w:hAnsi="Arial"/>
+          <w:b/>
+        </w:rPr>
+        <w:t>Diana Betsabe Trujillo Vásquez</w:t>
+      </w:r>
+      <w:r>
+        <w:rPr>
+          <w:rFonts w:ascii="Arial" w:hAnsi="Arial"/>
+          <w:b/>
+        </w:rPr>
+        <w:t xml:space="preserve">, </w:t>
+      </w:r>
+      <w:r>
+        <w:rPr>
+          <w:rFonts w:ascii="Arial" w:hAnsi="Arial"/>
         </w:rPr>
         <w:t>de</w:t>
       </w:r>
       <w:r>
         <w:rPr>
-          <w:rFonts w:ascii="Arial" w:eastAsia="Batang" w:hAnsi="Arial" w:cs="Arial"/>
+          <w:rFonts w:ascii="Arial" w:hAnsi="Arial"/>
         </w:rPr>
         <w:t xml:space="preserve"> </w:t>
       </w:r>
       <w:r>
         <w:rPr>
-          <w:rFonts w:ascii="Arial" w:eastAsia="Batang" w:hAnsi="Arial" w:cs="Arial"/>
-        </w:rPr>
-        <w:t>veintiún</w:t>
-      </w:r>
-      <w:r>
-        <w:rPr>
-          <w:rFonts w:ascii="Arial" w:eastAsia="Batang" w:hAnsi="Arial" w:cs="Arial"/>
-        </w:rPr>
-        <w:t xml:space="preserve"> (2</w:t>
-      </w:r>
-      <w:r>
-        <w:rPr>
-          <w:rFonts w:ascii="Arial" w:eastAsia="Batang" w:hAnsi="Arial" w:cs="Arial"/>
-        </w:rPr>
-        <w:t>1</w:t>
-      </w:r>
-      <w:r>
-        <w:rPr>
-          <w:rFonts w:ascii="Arial" w:eastAsia="Batang" w:hAnsi="Arial" w:cs="Arial"/>
+          <w:rFonts w:ascii="Arial" w:hAnsi="Arial"/>
+        </w:rPr>
+        <w:t>veinticinco</w:t>
+      </w:r>
+      <w:r>
+        <w:rPr>
+          <w:rFonts w:ascii="Arial" w:hAnsi="Arial"/>
+        </w:rPr>
+        <w:t xml:space="preserve"> </w:t>
+      </w:r>
+      <w:r>
+        <w:rPr>
+          <w:rFonts w:ascii="Arial" w:hAnsi="Arial"/>
+        </w:rPr>
+        <w:t>(25)</w:t>
+      </w:r>
+      <w:r>
+        <w:rPr>
+          <w:rFonts w:ascii="Arial" w:hAnsi="Arial"/>
+        </w:rPr>
+        <w:t xml:space="preserve"> años de edad,</w:t>
+      </w:r>
+      <w:r>
+        <w:rPr>
+          <w:rFonts w:ascii="Arial" w:hAnsi="Arial"/>
+        </w:rPr>
+        <w:t xml:space="preserve"> </w:t>
+      </w:r>
+      <w:r>
+        <w:rPr>
+          <w:rFonts w:ascii="Arial" w:hAnsi="Arial"/>
+        </w:rPr>
+        <w:t>soltera</w:t>
+      </w:r>
+      <w:r>
+        <w:rPr>
+          <w:rFonts w:ascii="Arial" w:hAnsi="Arial"/>
+        </w:rPr>
+        <w:t xml:space="preserve">, </w:t>
+      </w:r>
+      <w:r>
+        <w:rPr>
+          <w:rFonts w:ascii="Arial" w:hAnsi="Arial"/>
+        </w:rPr>
+        <w:t>guatemalteca</w:t>
+      </w:r>
+      <w:r>
+        <w:rPr>
+          <w:rFonts w:ascii="Arial" w:hAnsi="Arial"/>
+        </w:rPr>
+        <w:t>,</w:t>
+      </w:r>
+      <w:r>
+        <w:rPr>
+          <w:rFonts w:ascii="Arial" w:hAnsi="Arial"/>
+        </w:rPr>
+        <w:t xml:space="preserve"> </w:t>
+      </w:r>
+      <w:r>
+        <w:rPr>
+          <w:rFonts w:ascii="Arial" w:hAnsi="Arial"/>
+        </w:rPr>
+        <w:t>Perito con Especialidad en Computación</w:t>
+      </w:r>
+      <w:r>
+        <w:rPr>
+          <w:rFonts w:ascii="Arial" w:hAnsi="Arial"/>
+        </w:rPr>
+        <w:t xml:space="preserve">, </w:t>
+      </w:r>
+      <w:r>
+        <w:rPr>
+          <w:rFonts w:ascii="Arial" w:hAnsi="Arial"/>
+        </w:rPr>
+        <w:t>con domicilio en el departamento de Guatemala</w:t>
+      </w:r>
+      <w:r>
+        <w:rPr>
+          <w:rFonts w:ascii="Arial" w:hAnsi="Arial"/>
+        </w:rPr>
+        <w:t xml:space="preserve">, quien se identifica con el Documento Personal de Identificación con el Código Único de Identificación </w:t>
+      </w:r>
+      <w:r>
+        <w:rPr>
+          <w:rFonts w:ascii="Arial" w:hAnsi="Arial"/>
+        </w:rPr>
+        <w:t>número</w:t>
+      </w:r>
+      <w:r>
+        <w:rPr>
+          <w:rFonts w:ascii="Arial" w:hAnsi="Arial"/>
+        </w:rPr>
+        <w:t xml:space="preserve"> </w:t>
+      </w:r>
+      <w:r>
+        <w:rPr>
+          <w:rFonts w:ascii="Arial" w:hAnsi="Arial"/>
+        </w:rPr>
+        <w:t>dos mil novecientos noventa y uno espacio treinta mil setecientos treinta y ocho espacio cero ciento uno</w:t>
+      </w:r>
+      <w:r>
+        <w:rPr>
+          <w:rFonts w:ascii="Arial" w:hAnsi="Arial"/>
+        </w:rPr>
+        <w:t xml:space="preserve"> </w:t>
+      </w:r>
+      <w:r>
+        <w:rPr>
+          <w:rFonts w:ascii="Arial" w:hAnsi="Arial"/>
+        </w:rPr>
+        <w:t>(2991 30738 0101)</w:t>
+      </w:r>
+      <w:r>
+        <w:rPr>
+          <w:rFonts w:ascii="Arial" w:hAnsi="Arial"/>
+        </w:rPr>
+        <w:t xml:space="preserve">, </w:t>
+      </w:r>
+      <w:r>
+        <w:rPr>
+          <w:rFonts w:ascii="Arial" w:hAnsi="Arial"/>
+        </w:rPr>
+        <w:t>extendido</w:t>
+      </w:r>
+      <w:r>
+        <w:rPr>
+          <w:rFonts w:ascii="Arial" w:hAnsi="Arial"/>
+        </w:rPr>
+        <w:t xml:space="preserve"> por el Re</w:t>
+      </w:r>
+      <w:r>
+        <w:rPr>
+          <w:rFonts w:ascii="Arial" w:hAnsi="Arial"/>
+        </w:rPr>
+        <w:t>gistro Nacional de las Persona</w:t>
+      </w:r>
+      <w:r>
+        <w:rPr>
+          <w:rFonts w:ascii="Arial" w:hAnsi="Arial"/>
+        </w:rPr>
+        <w:t>s</w:t>
+      </w:r>
+      <w:r>
+        <w:rPr>
+          <w:rFonts w:ascii="Arial" w:hAnsi="Arial"/>
+        </w:rPr>
+        <w:t xml:space="preserve"> </w:t>
+      </w:r>
+      <w:r>
+        <w:rPr>
+          <w:rFonts w:ascii="Arial" w:hAnsi="Arial"/>
+        </w:rPr>
+        <w:t>–RENAP-, quien me asegura ser de los datos de identificación personal que ha</w:t>
+      </w:r>
+      <w:r>
+        <w:rPr>
+          <w:rFonts w:ascii="Arial" w:hAnsi="Arial"/>
+        </w:rPr>
+        <w:t>n</w:t>
+      </w:r>
+      <w:r>
+        <w:rPr>
+          <w:rFonts w:ascii="Arial" w:hAnsi="Arial"/>
+        </w:rPr>
+        <w:t xml:space="preserve"> quedado consignados y hallarse en libre ejercicio de sus derechos civiles, me manifiesta el requirente que solicita mis servicios profesionales a efecto de hacer constar en acta notarial su </w:t>
+      </w:r>
+      <w:r>
+        <w:rPr>
+          <w:rFonts w:ascii="Arial" w:hAnsi="Arial"/>
+          <w:b/>
+        </w:rPr>
+        <w:t>DECLARACION JURADA</w:t>
+      </w:r>
+      <w:r>
+        <w:rPr>
+          <w:rFonts w:ascii="Arial" w:hAnsi="Arial"/>
+        </w:rPr>
+        <w:t xml:space="preserve">, de los hechos y circunstancias que se indican más adelante, y para tal efecto se procede de la manera siguiente: </w:t>
+      </w:r>
+      <w:r>
+        <w:rPr>
+          <w:rFonts w:ascii="Arial" w:hAnsi="Arial"/>
+          <w:b/>
+          <w:u w:val="single"/>
+        </w:rPr>
+        <w:t>PRIMERO:</w:t>
+      </w:r>
+      <w:r>
+        <w:rPr>
+          <w:rFonts w:ascii="Arial" w:hAnsi="Arial"/>
+        </w:rPr>
+        <w:t xml:space="preserve"> El señor</w:t>
+      </w:r>
+      <w:r>
+        <w:rPr>
+          <w:rFonts w:ascii="Arial" w:hAnsi="Arial"/>
+          <w:b/>
+        </w:rPr>
+        <w:t xml:space="preserve"> </w:t>
+      </w:r>
+      <w:r>
+        <w:rPr>
+          <w:rFonts w:ascii="Arial" w:hAnsi="Arial"/>
+          <w:b/>
+        </w:rPr>
+        <w:t>Diana Betsabe Trujillo Vásquez</w:t>
+      </w:r>
+      <w:r>
+        <w:rPr>
+          <w:rFonts w:ascii="Arial" w:hAnsi="Arial"/>
+          <w:b/>
+        </w:rPr>
+        <w:t>,</w:t>
+      </w:r>
+      <w:r>
+        <w:rPr>
+          <w:rFonts w:ascii="Arial" w:hAnsi="Arial"/>
+          <w:b/>
+        </w:rPr>
+        <w:t xml:space="preserve"> </w:t>
+      </w:r>
+      <w:r>
+        <w:rPr>
+          <w:rFonts w:ascii="Arial" w:hAnsi="Arial"/>
+        </w:rPr>
+        <w:t xml:space="preserve">denominado en lo sucesivo indistintamente como el requirente, es advertido por el infrascrito Notario de las penas relativas al delito de perjurio y en consecuencia promete conducirse con la verdad. </w:t>
+      </w:r>
+      <w:r>
+        <w:rPr>
+          <w:rFonts w:ascii="Arial" w:hAnsi="Arial"/>
+          <w:b/>
+          <w:u w:val="single"/>
+        </w:rPr>
+        <w:t>SEGUNDO:</w:t>
+      </w:r>
+      <w:r>
+        <w:rPr>
+          <w:rFonts w:ascii="Arial" w:hAnsi="Arial"/>
+        </w:rPr>
+        <w:t xml:space="preserve"> Manifiesta el requirente, que está enterado de la sanción a imponer por la comisión del ilícito penal descrito en el punto Primero de este </w:t>
+      </w:r>
+      <w:r>
+        <w:rPr>
+          <w:rFonts w:ascii="Arial" w:hAnsi="Arial"/>
+        </w:rPr>
+        <w:t xml:space="preserve">instrumento y que por este acto </w:t>
+      </w:r>
+      <w:r>
+        <w:rPr>
+          <w:rFonts w:ascii="Arial" w:hAnsi="Arial"/>
+          <w:b/>
+        </w:rPr>
+        <w:t>BAJO JURAMENTO DECLARA: a)</w:t>
+      </w:r>
+      <w:r>
+        <w:rPr>
+          <w:rFonts w:ascii="Arial" w:hAnsi="Arial"/>
+        </w:rPr>
+        <w:t xml:space="preserve"> que no es deudor moroso</w:t>
+      </w:r>
+      <w:r>
+        <w:rPr>
+          <w:rFonts w:ascii="Arial" w:hAnsi="Arial"/>
+        </w:rPr>
+        <w:t xml:space="preserve"> del Estado ni de las entidades a que se refiere el Artículo uno (1), de la ley de Contrataciones del Estado, Decreto número cincuenta y siete guion noventa y</w:t>
+      </w:r>
+      <w:r>
+        <w:rPr>
+          <w:rFonts w:ascii="Arial" w:hAnsi="Arial"/>
+        </w:rPr>
+        <w:t xml:space="preserve"> dos (57-92), reformado por el D</w:t>
+      </w:r>
+      <w:r>
+        <w:rPr>
+          <w:rFonts w:ascii="Arial" w:hAnsi="Arial"/>
+        </w:rPr>
+        <w:t>ecreto número nueve guion dos mil quince (9-2015</w:t>
+      </w:r>
+      <w:r>
+        <w:rPr>
+          <w:rFonts w:ascii="Arial" w:hAnsi="Arial"/>
         </w:rPr>
         <w:t>)</w:t>
       </w:r>
       <w:r>
         <w:rPr>
-          <w:rFonts w:ascii="Arial" w:eastAsia="Batang" w:hAnsi="Arial" w:cs="Arial"/>
-        </w:rPr>
-        <w:t xml:space="preserve"> años de edad,</w:t>
-      </w:r>
-      <w:r>
-        <w:rPr>
-          <w:rFonts w:ascii="Arial" w:eastAsia="Batang" w:hAnsi="Arial" w:cs="Arial"/>
+          <w:rFonts w:ascii="Arial" w:hAnsi="Arial"/>
+        </w:rPr>
+        <w:t xml:space="preserve">, del Congreso de la República de Guatemala y de conformidad con lo </w:t>
+      </w:r>
+      <w:r>
+        <w:rPr>
+          <w:rFonts w:ascii="Arial" w:hAnsi="Arial"/>
+        </w:rPr>
+        <w:t>establecido en</w:t>
+      </w:r>
+      <w:r>
+        <w:rPr>
+          <w:rFonts w:ascii="Arial" w:hAnsi="Arial"/>
+        </w:rPr>
+        <w:t xml:space="preserve"> el Artículo </w:t>
+      </w:r>
+      <w:r>
+        <w:rPr>
+          <w:rFonts w:ascii="Arial" w:hAnsi="Arial"/>
+        </w:rPr>
+        <w:t>veintiséis</w:t>
+      </w:r>
+      <w:r>
+        <w:rPr>
+          <w:rFonts w:ascii="Arial" w:hAnsi="Arial"/>
+        </w:rPr>
+        <w:t xml:space="preserve"> (26), de la Ley de Contrataciones del Estado, Decreto número cincuenta y siete guion noventa y dos (57-92), </w:t>
+      </w:r>
+      <w:r>
+        <w:rPr>
+          <w:rFonts w:ascii="Arial" w:hAnsi="Arial"/>
+        </w:rPr>
+        <w:t xml:space="preserve">del Congreso de la República de Guatemala y </w:t>
+      </w:r>
+      <w:r>
+        <w:rPr>
+          <w:rFonts w:ascii="Arial" w:hAnsi="Arial"/>
+          <w:b/>
+        </w:rPr>
+        <w:t>b)</w:t>
+      </w:r>
+      <w:r>
+        <w:rPr>
+          <w:rFonts w:ascii="Arial" w:hAnsi="Arial"/>
+        </w:rPr>
+        <w:t xml:space="preserve"> que no se encuentra incluido dentro de las prohibiciones establecidas en el</w:t>
+      </w:r>
+      <w:r>
+        <w:rPr>
+          <w:rFonts w:ascii="Arial" w:hAnsi="Arial"/>
         </w:rPr>
         <w:t xml:space="preserve"> </w:t>
       </w:r>
       <w:r>
         <w:rPr>
-          <w:rFonts w:ascii="Arial" w:eastAsia="Batang" w:hAnsi="Arial" w:cs="Arial"/>
-        </w:rPr>
-        <w:t>soltero</w:t>
-      </w:r>
-      <w:r>
-        <w:rPr>
-          <w:rFonts w:ascii="Arial" w:eastAsia="Batang" w:hAnsi="Arial" w:cs="Arial"/>
-        </w:rPr>
-        <w:t>, guatemalteco,</w:t>
-      </w:r>
-      <w:r>
-        <w:rPr>
-          <w:rFonts w:ascii="Arial" w:eastAsia="Batang" w:hAnsi="Arial" w:cs="Arial"/>
-        </w:rPr>
-        <w:t xml:space="preserve"> Bachiller en Ciencias y Letras</w:t>
-      </w:r>
-      <w:r>
-        <w:rPr>
-          <w:rFonts w:ascii="Arial" w:eastAsia="Batang" w:hAnsi="Arial" w:cs="Arial"/>
-        </w:rPr>
-        <w:t xml:space="preserve"> con Orientación en Computación</w:t>
-      </w:r>
-      <w:r>
-        <w:rPr>
-          <w:rFonts w:ascii="Arial" w:eastAsia="Batang" w:hAnsi="Arial" w:cs="Arial"/>
-        </w:rPr>
-        <w:t xml:space="preserve">, con domicilio en el departamento de Guatemala, quien se identifica con el Documento Personal de Identificación con el Código Único de Identificación </w:t>
-      </w:r>
-      <w:r>
-        <w:rPr>
-          <w:rFonts w:ascii="Arial" w:eastAsia="Batang" w:hAnsi="Arial" w:cs="Arial"/>
-        </w:rPr>
-        <w:t>número</w:t>
-      </w:r>
-      <w:r>
-        <w:rPr>
-          <w:rFonts w:ascii="Arial" w:eastAsia="Batang" w:hAnsi="Arial" w:cs="Arial"/>
+          <w:rFonts w:ascii="Arial" w:hAnsi="Arial"/>
+        </w:rPr>
+        <w:t>A</w:t>
+      </w:r>
+      <w:r>
+        <w:rPr>
+          <w:rFonts w:ascii="Arial" w:hAnsi="Arial"/>
+        </w:rPr>
+        <w:t>rtí</w:t>
+      </w:r>
+      <w:r>
+        <w:rPr>
+          <w:rFonts w:ascii="Arial" w:hAnsi="Arial"/>
+        </w:rPr>
+        <w:t xml:space="preserve">culo ochenta (80), de la Ley de Contrataciones </w:t>
+      </w:r>
+      <w:r>
+        <w:rPr>
+          <w:rFonts w:ascii="Arial" w:hAnsi="Arial"/>
+        </w:rPr>
+        <w:t>del Estado, D</w:t>
+      </w:r>
+      <w:r>
+        <w:rPr>
+          <w:rFonts w:ascii="Arial" w:hAnsi="Arial"/>
+        </w:rPr>
+        <w:t xml:space="preserve">ecreto cincuenta y siete </w:t>
+      </w:r>
+      <w:r>
+        <w:rPr>
+          <w:rFonts w:ascii="Arial" w:hAnsi="Arial"/>
+        </w:rPr>
+        <w:t>guion</w:t>
+      </w:r>
+      <w:r>
+        <w:rPr>
+          <w:rFonts w:ascii="Arial" w:hAnsi="Arial"/>
+        </w:rPr>
+        <w:t xml:space="preserve"> noventa y dos (57-92), reformado por el Decreto número nueve </w:t>
+      </w:r>
+      <w:r>
+        <w:rPr>
+          <w:rFonts w:ascii="Arial" w:hAnsi="Arial"/>
+        </w:rPr>
+        <w:t xml:space="preserve">guion </w:t>
+      </w:r>
+      <w:r>
+        <w:rPr>
+          <w:rFonts w:ascii="Arial" w:hAnsi="Arial"/>
+        </w:rPr>
+        <w:t>dos mil quince (9-2015), del Congreso de la República de Guatemala</w:t>
+      </w:r>
+      <w:r>
+        <w:rPr>
+          <w:rFonts w:ascii="Arial" w:hAnsi="Arial"/>
+        </w:rPr>
+        <w:t xml:space="preserve">. </w:t>
+      </w:r>
+      <w:r>
+        <w:rPr>
+          <w:rFonts w:ascii="Arial" w:hAnsi="Arial"/>
+          <w:b/>
+          <w:u w:val="single"/>
+        </w:rPr>
+        <w:t>TERCERO</w:t>
+      </w:r>
+      <w:r>
+        <w:rPr>
+          <w:rFonts w:ascii="Arial" w:hAnsi="Arial"/>
+          <w:b/>
+          <w:u w:val="single"/>
+        </w:rPr>
+        <w:t>:</w:t>
+      </w:r>
+      <w:r>
+        <w:rPr>
+          <w:rFonts w:ascii="Arial" w:hAnsi="Arial"/>
+        </w:rPr>
+        <w:t xml:space="preserve"> No </w:t>
+      </w:r>
+      <w:r>
+        <w:rPr>
+          <w:rFonts w:ascii="Arial" w:hAnsi="Arial"/>
+        </w:rPr>
+        <w:t>habiendo</w:t>
+      </w:r>
+      <w:r>
+        <w:rPr>
+          <w:rFonts w:ascii="Arial" w:hAnsi="Arial"/>
         </w:rPr>
         <w:t xml:space="preserve"> </w:t>
       </w:r>
       <w:r>
         <w:rPr>
-          <w:rFonts w:ascii="Arial" w:eastAsia="Batang" w:hAnsi="Arial" w:cs="Arial"/>
-        </w:rPr>
-        <w:t>dos mil ocho espacio veintidós mil ochocientos veintinueve espacio cero ciento uno (2008 22829 0101)</w:t>
-      </w:r>
-      <w:r>
-        <w:rPr>
-          <w:rFonts w:ascii="Arial" w:eastAsia="Batang" w:hAnsi="Arial" w:cs="Arial"/>
-        </w:rPr>
-        <w:t xml:space="preserve">, </w:t>
-      </w:r>
-      <w:r>
-        <w:rPr>
-          <w:rFonts w:ascii="Arial" w:hAnsi="Arial" w:cs="Arial"/>
-        </w:rPr>
-        <w:t>extendido</w:t>
-      </w:r>
-      <w:r>
-        <w:rPr>
-          <w:rFonts w:ascii="Arial" w:hAnsi="Arial" w:cs="Arial"/>
-        </w:rPr>
-        <w:t xml:space="preserve"> por el Re</w:t>
-      </w:r>
-      <w:r>
-        <w:rPr>
-          <w:rFonts w:ascii="Arial" w:hAnsi="Arial" w:cs="Arial"/>
-        </w:rPr>
-        <w:t>gistro Nacional de las Persona</w:t>
-      </w:r>
-      <w:r>
-        <w:rPr>
-          <w:rFonts w:ascii="Arial" w:hAnsi="Arial" w:cs="Arial"/>
-        </w:rPr>
-        <w:t>s</w:t>
-      </w:r>
-      <w:r>
-        <w:rPr>
-          <w:rFonts w:ascii="Arial" w:hAnsi="Arial" w:cs="Arial"/>
-        </w:rPr>
-        <w:t xml:space="preserve"> </w:t>
-      </w:r>
-      <w:r>
-        <w:rPr>
-          <w:rFonts w:ascii="Arial" w:hAnsi="Arial" w:cs="Arial"/>
-        </w:rPr>
-        <w:t>–RENAP-, quien me asegura ser de los datos de identificación personal que ha</w:t>
-      </w:r>
-      <w:r>
-        <w:rPr>
-          <w:rFonts w:ascii="Arial" w:hAnsi="Arial" w:cs="Arial"/>
-        </w:rPr>
-        <w:t>n</w:t>
-      </w:r>
-      <w:r>
-        <w:rPr>
-          <w:rFonts w:ascii="Arial" w:hAnsi="Arial" w:cs="Arial"/>
-        </w:rPr>
-        <w:t xml:space="preserve"> quedado consignados y hallarse en libre ejercicio de sus derechos civiles, me manifiesta el requirente que solicita mis servicios profesionales a efecto de hacer constar en acta notarial su </w:t>
-      </w:r>
-      <w:r>
-        <w:rPr>
-          <w:rFonts w:ascii="Arial" w:hAnsi="Arial" w:cs="Arial"/>
-          <w:b/>
-        </w:rPr>
-        <w:t>DECLARACION JURADA</w:t>
-      </w:r>
-      <w:r>
-        <w:rPr>
-          <w:rFonts w:ascii="Arial" w:hAnsi="Arial" w:cs="Arial"/>
-        </w:rPr>
-        <w:t xml:space="preserve">, de los hechos y circunstancias que se indican más adelante, y para tal efecto se procede de la manera siguiente: </w:t>
-      </w:r>
-      <w:r>
-        <w:rPr>
-          <w:rFonts w:ascii="Arial" w:hAnsi="Arial" w:cs="Arial"/>
-          <w:b/>
-          <w:u w:val="single"/>
-        </w:rPr>
-        <w:t>PRIMERO:</w:t>
-      </w:r>
-      <w:r>
-        <w:rPr>
-          <w:rFonts w:ascii="Arial" w:hAnsi="Arial" w:cs="Arial"/>
-        </w:rPr>
-        <w:t xml:space="preserve"> El señor</w:t>
-      </w:r>
-      <w:r>
-        <w:rPr>
-          <w:rFonts w:ascii="Arial" w:eastAsia="Batang" w:hAnsi="Arial" w:cs="Arial"/>
-          <w:b/>
-          <w:bCs/>
-        </w:rPr>
-        <w:t xml:space="preserve"> Abner Aníbal </w:t>
-      </w:r>
-      <w:proofErr w:type="spellStart"/>
-      <w:r>
-        <w:rPr>
-          <w:rFonts w:ascii="Arial" w:eastAsia="Batang" w:hAnsi="Arial" w:cs="Arial"/>
-          <w:b/>
-          <w:bCs/>
-        </w:rPr>
-        <w:t>Ajpop</w:t>
-      </w:r>
-      <w:proofErr w:type="spellEnd"/>
-      <w:r>
-        <w:rPr>
-          <w:rFonts w:ascii="Arial" w:eastAsia="Batang" w:hAnsi="Arial" w:cs="Arial"/>
-          <w:b/>
-          <w:bCs/>
-        </w:rPr>
-        <w:t xml:space="preserve"> González</w:t>
-      </w:r>
-      <w:r>
-        <w:rPr>
-          <w:rFonts w:ascii="Arial" w:eastAsia="Batang" w:hAnsi="Arial" w:cs="Arial"/>
-          <w:b/>
+          <w:rFonts w:ascii="Arial" w:hAnsi="Arial"/>
+        </w:rPr>
+        <w:t>más que hacer</w:t>
+      </w:r>
+      <w:r>
+        <w:rPr>
+          <w:rFonts w:ascii="Arial" w:hAnsi="Arial"/>
+        </w:rPr>
+        <w:t xml:space="preserve"> constar, se finaliza la presenta acta notarial a los veinte minutos después de su inicio, en el mismo lugar y fecha, constando la misma en esta única hoja de papel bond, impresa en su anverso y reverso, a la que se le adhieren los timbres que establecen las leyes de la materia. </w:t>
+      </w:r>
+      <w:r>
+        <w:rPr>
+          <w:rFonts w:ascii="Arial" w:hAnsi="Arial"/>
+        </w:rPr>
+        <w:t>Leo</w:t>
+      </w:r>
+      <w:r>
+        <w:rPr>
+          <w:rFonts w:ascii="Arial" w:hAnsi="Arial"/>
+        </w:rPr>
+        <w:t xml:space="preserve"> lo escrito al requirente </w:t>
+      </w:r>
+      <w:r>
+        <w:rPr>
+          <w:rFonts w:ascii="Arial" w:hAnsi="Arial"/>
+        </w:rPr>
+        <w:t>quien</w:t>
+      </w:r>
+      <w:r>
+        <w:rPr>
+          <w:rFonts w:ascii="Arial" w:hAnsi="Arial"/>
+        </w:rPr>
+        <w:t xml:space="preserve"> enterado de su contenido, objeto</w:t>
+      </w:r>
+      <w:r>
+        <w:rPr>
+          <w:rFonts w:ascii="Arial" w:hAnsi="Arial"/>
         </w:rPr>
         <w:t>,</w:t>
       </w:r>
       <w:r>
         <w:rPr>
-          <w:rFonts w:ascii="Arial" w:eastAsia="Batang" w:hAnsi="Arial" w:cs="Arial"/>
-          <w:b/>
-        </w:rPr>
-        <w:t xml:space="preserve"> </w:t>
-      </w:r>
-      <w:r>
-        <w:rPr>
-          <w:rFonts w:ascii="Arial" w:hAnsi="Arial" w:cs="Arial"/>
-        </w:rPr>
-        <w:t xml:space="preserve">denominado en lo sucesivo indistintamente como el requirente, es advertido por el infrascrito Notario de las penas relativas al delito de perjurio y en consecuencia promete conducirse con la verdad. </w:t>
-      </w:r>
-      <w:r>
-        <w:rPr>
-          <w:rFonts w:ascii="Arial" w:hAnsi="Arial" w:cs="Arial"/>
-          <w:b/>
-          <w:u w:val="single"/>
-        </w:rPr>
-        <w:t>SEGUNDO:</w:t>
-      </w:r>
-      <w:r>
-        <w:rPr>
-          <w:rFonts w:ascii="Arial" w:hAnsi="Arial" w:cs="Arial"/>
-        </w:rPr>
-        <w:t xml:space="preserve"> Manifiesta el requirente, que está enterado de la sanción a imponer por la comisión del ilícito penal descrito en el punto Primero de este </w:t>
-      </w:r>
-      <w:r>
-        <w:rPr>
-          <w:rFonts w:ascii="Arial" w:hAnsi="Arial" w:cs="Arial"/>
-        </w:rPr>
-        <w:t xml:space="preserve">instrumento y que por este acto </w:t>
-      </w:r>
-      <w:r>
-        <w:rPr>
-          <w:rFonts w:ascii="Arial" w:hAnsi="Arial" w:cs="Arial"/>
-          <w:b/>
-        </w:rPr>
-        <w:t>BAJO JURAMENTO DECLARA: a)</w:t>
-      </w:r>
-      <w:r>
-        <w:rPr>
-          <w:rFonts w:ascii="Arial" w:hAnsi="Arial" w:cs="Arial"/>
-        </w:rPr>
-        <w:t xml:space="preserve"> que no es deudor moroso</w:t>
-      </w:r>
-      <w:r>
-        <w:rPr>
-          <w:rFonts w:ascii="Arial" w:hAnsi="Arial" w:cs="Arial"/>
-        </w:rPr>
-        <w:t xml:space="preserve"> del Estado ni de las entidades a que se refiere el Artículo uno (1), de la ley de Contrataciones del Estado, Decreto número cincuenta y siete guion noventa y</w:t>
-      </w:r>
-      <w:r>
-        <w:rPr>
-          <w:rFonts w:ascii="Arial" w:hAnsi="Arial" w:cs="Arial"/>
-        </w:rPr>
-        <w:t xml:space="preserve"> dos (57-92), reformado por el D</w:t>
-      </w:r>
-      <w:r>
-        <w:rPr>
-          <w:rFonts w:ascii="Arial" w:hAnsi="Arial" w:cs="Arial"/>
-        </w:rPr>
-        <w:t>ecreto número nueve guion dos mil quince (9-2015</w:t>
-      </w:r>
-      <w:r>
-        <w:rPr>
-          <w:rFonts w:ascii="Arial" w:hAnsi="Arial" w:cs="Arial"/>
-        </w:rPr>
-        <w:t>)</w:t>
-      </w:r>
-      <w:r>
-        <w:rPr>
-          <w:rFonts w:ascii="Arial" w:hAnsi="Arial" w:cs="Arial"/>
-        </w:rPr>
-        <w:t xml:space="preserve">, del Congreso de la República de Guatemala y de conformidad con lo </w:t>
-      </w:r>
-      <w:r>
-        <w:rPr>
-          <w:rFonts w:ascii="Arial" w:hAnsi="Arial" w:cs="Arial"/>
-        </w:rPr>
-        <w:t>establecido en</w:t>
-      </w:r>
-      <w:r>
-        <w:rPr>
-          <w:rFonts w:ascii="Arial" w:hAnsi="Arial" w:cs="Arial"/>
-        </w:rPr>
-        <w:t xml:space="preserve"> el Artículo </w:t>
-      </w:r>
-      <w:r>
-        <w:rPr>
-          <w:rFonts w:ascii="Arial" w:hAnsi="Arial" w:cs="Arial"/>
-        </w:rPr>
-        <w:t>veintiséis</w:t>
-      </w:r>
-      <w:r>
-        <w:rPr>
-          <w:rFonts w:ascii="Arial" w:hAnsi="Arial" w:cs="Arial"/>
-        </w:rPr>
-        <w:t xml:space="preserve"> (26), de la Ley de Contrataciones del Estado, Decreto número cincuenta y siete guion noventa y dos (57-92), </w:t>
-      </w:r>
-      <w:r>
-        <w:rPr>
-          <w:rFonts w:ascii="Arial" w:hAnsi="Arial" w:cs="Arial"/>
-        </w:rPr>
-        <w:lastRenderedPageBreak/>
-        <w:t xml:space="preserve">del Congreso de la República de Guatemala y </w:t>
-      </w:r>
-      <w:r>
-        <w:rPr>
-          <w:rFonts w:ascii="Arial" w:hAnsi="Arial" w:cs="Arial"/>
-          <w:b/>
-        </w:rPr>
-        <w:t>b)</w:t>
-      </w:r>
-      <w:r>
-        <w:rPr>
-          <w:rFonts w:ascii="Arial" w:hAnsi="Arial" w:cs="Arial"/>
-        </w:rPr>
-        <w:t xml:space="preserve"> que no se encuentra incluido dentro de las prohibiciones establecidas en el</w:t>
-      </w:r>
-      <w:r>
-        <w:rPr>
-          <w:rFonts w:ascii="Arial" w:hAnsi="Arial" w:cs="Arial"/>
-        </w:rPr>
-        <w:t xml:space="preserve"> </w:t>
-      </w:r>
-      <w:r>
-        <w:rPr>
-          <w:rFonts w:ascii="Arial" w:hAnsi="Arial" w:cs="Arial"/>
-        </w:rPr>
-        <w:t>A</w:t>
-      </w:r>
-      <w:r>
-        <w:rPr>
-          <w:rFonts w:ascii="Arial" w:hAnsi="Arial" w:cs="Arial"/>
-        </w:rPr>
-        <w:t>rtí</w:t>
-      </w:r>
-      <w:r>
-        <w:rPr>
-          <w:rFonts w:ascii="Arial" w:hAnsi="Arial" w:cs="Arial"/>
-        </w:rPr>
-        <w:t xml:space="preserve">culo ochenta (80), de la Ley de Contrataciones </w:t>
-      </w:r>
-      <w:r>
-        <w:rPr>
-          <w:rFonts w:ascii="Arial" w:hAnsi="Arial" w:cs="Arial"/>
-        </w:rPr>
-        <w:t>del Estado, D</w:t>
-      </w:r>
-      <w:r>
-        <w:rPr>
-          <w:rFonts w:ascii="Arial" w:hAnsi="Arial" w:cs="Arial"/>
-        </w:rPr>
-        <w:t xml:space="preserve">ecreto cincuenta y siete </w:t>
-      </w:r>
-      <w:r>
-        <w:rPr>
-          <w:rFonts w:ascii="Arial" w:hAnsi="Arial" w:cs="Arial"/>
-        </w:rPr>
-        <w:t>guion</w:t>
-      </w:r>
-      <w:r>
-        <w:rPr>
-          <w:rFonts w:ascii="Arial" w:hAnsi="Arial" w:cs="Arial"/>
-        </w:rPr>
-        <w:t xml:space="preserve"> noventa y dos (57-92), reformado por el Decreto número nueve </w:t>
-      </w:r>
-      <w:r>
-        <w:rPr>
-          <w:rFonts w:ascii="Arial" w:hAnsi="Arial" w:cs="Arial"/>
-        </w:rPr>
-        <w:t xml:space="preserve">guion </w:t>
-      </w:r>
-      <w:r>
-        <w:rPr>
-          <w:rFonts w:ascii="Arial" w:hAnsi="Arial" w:cs="Arial"/>
-        </w:rPr>
-        <w:t>dos mil quince (9-2015), del Congreso de la República de Guatemala</w:t>
-      </w:r>
-      <w:r>
-        <w:rPr>
-          <w:rFonts w:ascii="Arial" w:hAnsi="Arial" w:cs="Arial"/>
-        </w:rPr>
-        <w:t xml:space="preserve">. </w:t>
-      </w:r>
-      <w:r>
-        <w:rPr>
-          <w:rFonts w:ascii="Arial" w:hAnsi="Arial" w:cs="Arial"/>
-          <w:b/>
-          <w:u w:val="single"/>
-        </w:rPr>
-        <w:t>TERCERO</w:t>
-      </w:r>
-      <w:r>
-        <w:rPr>
-          <w:rFonts w:ascii="Arial" w:hAnsi="Arial" w:cs="Arial"/>
-          <w:b/>
-          <w:u w:val="single"/>
-        </w:rPr>
-        <w:t>:</w:t>
-      </w:r>
-      <w:r>
-        <w:rPr>
-          <w:rFonts w:ascii="Arial" w:hAnsi="Arial" w:cs="Arial"/>
-        </w:rPr>
-        <w:t xml:space="preserve"> No </w:t>
-      </w:r>
-      <w:r>
-        <w:rPr>
-          <w:rFonts w:ascii="Arial" w:hAnsi="Arial" w:cs="Arial"/>
-        </w:rPr>
-        <w:t>habiendo</w:t>
-      </w:r>
-      <w:r>
-        <w:rPr>
-          <w:rFonts w:ascii="Arial" w:hAnsi="Arial" w:cs="Arial"/>
-        </w:rPr>
-        <w:t xml:space="preserve"> </w:t>
-      </w:r>
-      <w:r>
-        <w:rPr>
-          <w:rFonts w:ascii="Arial" w:hAnsi="Arial" w:cs="Arial"/>
-        </w:rPr>
-        <w:t>más que hacer</w:t>
-      </w:r>
-      <w:r>
-        <w:rPr>
-          <w:rFonts w:ascii="Arial" w:hAnsi="Arial" w:cs="Arial"/>
-        </w:rPr>
-        <w:t xml:space="preserve"> constar, se finaliza la presenta acta notarial a los veinte minutos después de su inicio, en el mismo lugar y fecha, constando la misma en esta única hoja de papel bond, impresa en su anverso y reverso, a la que se le adhieren los timbres que establecen las leyes de la materia. </w:t>
-      </w:r>
-      <w:r>
-        <w:rPr>
-          <w:rFonts w:ascii="Arial" w:hAnsi="Arial" w:cs="Arial"/>
-        </w:rPr>
-        <w:t>Leo</w:t>
-      </w:r>
-      <w:r>
-        <w:rPr>
-          <w:rFonts w:ascii="Arial" w:hAnsi="Arial" w:cs="Arial"/>
-        </w:rPr>
-        <w:t xml:space="preserve"> lo escrito al requirente </w:t>
-      </w:r>
-      <w:proofErr w:type="gramStart"/>
-      <w:r>
-        <w:rPr>
-          <w:rFonts w:ascii="Arial" w:hAnsi="Arial" w:cs="Arial"/>
-        </w:rPr>
-        <w:t>quien</w:t>
-      </w:r>
-      <w:proofErr w:type="gramEnd"/>
-      <w:r>
-        <w:rPr>
-          <w:rFonts w:ascii="Arial" w:hAnsi="Arial" w:cs="Arial"/>
-        </w:rPr>
-        <w:t xml:space="preserve"> enterado de su contenido, objeto</w:t>
-      </w:r>
-      <w:r>
-        <w:rPr>
-          <w:rFonts w:ascii="Arial" w:hAnsi="Arial" w:cs="Arial"/>
-        </w:rPr>
-        <w:t>,</w:t>
-      </w:r>
-      <w:r>
-        <w:rPr>
-          <w:rFonts w:ascii="Arial" w:hAnsi="Arial" w:cs="Arial"/>
+          <w:rFonts w:ascii="Arial" w:hAnsi="Arial"/>
         </w:rPr>
         <w:t xml:space="preserve"> validez y demás efectos legales, lo ratifica, acepta y firma, haciéndolo a continuación el Notario que de lo actuado </w:t>
       </w:r>
       <w:r>
         <w:rPr>
-          <w:rFonts w:ascii="Arial" w:hAnsi="Arial" w:cs="Arial"/>
+          <w:rFonts w:ascii="Arial" w:hAnsi="Arial"/>
           <w:b/>
         </w:rPr>
         <w:t>DA FE.</w:t>
@@ -830,8 +807,6 @@
       </w:r>
     </w:p>
     <w:sectPr>
-      <w:headerReference w:type="default" r:id="rId7"/>
-      <w:footerReference w:type="default" r:id="rId8"/>
       <w:pgSz w:w="12240" w:h="18720" w:code="14"/>
       <w:pgMar w:top="3119" w:right="1467" w:bottom="1417" w:left="1843" w:header="708" w:footer="708" w:gutter="0"/>
       <w:cols w:space="708"/>
@@ -839,26 +814,6 @@
     </w:sectPr>
   </w:body>
 </w:document>
-</file>
-
-<file path=word/footer1.xml><?xml version="1.0" encoding="utf-8"?>
-<w:ftr xmlns:m="http://schemas.openxmlformats.org/officeDocument/2006/math" xmlns:mc="http://schemas.openxmlformats.org/markup-compatibility/2006" xmlns:mo="http://schemas.microsoft.com/office/mac/office/2008/main" xmlns:mv="urn:schemas-microsoft-com:mac:vml" xmlns:o="urn:schemas-microsoft-com:office:office" xmlns:r="http://schemas.openxmlformats.org/officeDocument/2006/relationships" xmlns:v="urn:schemas-microsoft-com:vml" xmlns:w10="urn:schemas-microsoft-com:office:word" xmlns:w14="http://schemas.microsoft.com/office/word/2010/wordml" xmlns:w="http://schemas.openxmlformats.org/wordprocessingml/2006/main" xmlns:wne="http://schemas.microsoft.com/office/word/2006/wordml" xmlns:wp14="http://schemas.microsoft.com/office/word/2010/wordprocessingDrawing" xmlns:wp="http://schemas.openxmlformats.org/drawingml/2006/wordprocessingDrawing" xmlns:wpc="http://schemas.microsoft.com/office/word/2010/wordprocessingCanvas" xmlns:wpg="http://schemas.microsoft.com/office/word/2010/wordprocessingGroup" xmlns:wpi="http://schemas.microsoft.com/office/word/2010/wordprocessingInk" xmlns:wps="http://schemas.microsoft.com/office/word/2010/wordprocessingShape" mc:Ignorable="w14 wp14">
-  <w:p>
-    <w:pPr>
-      <w:pStyle w:val="Footer"/>
-    </w:pPr>
-  </w:p>
-</w:ftr>
-</file>
-
-<file path=word/header1.xml><?xml version="1.0" encoding="utf-8"?>
-<w:hdr xmlns:m="http://schemas.openxmlformats.org/officeDocument/2006/math" xmlns:mc="http://schemas.openxmlformats.org/markup-compatibility/2006" xmlns:mo="http://schemas.microsoft.com/office/mac/office/2008/main" xmlns:mv="urn:schemas-microsoft-com:mac:vml" xmlns:o="urn:schemas-microsoft-com:office:office" xmlns:r="http://schemas.openxmlformats.org/officeDocument/2006/relationships" xmlns:v="urn:schemas-microsoft-com:vml" xmlns:w10="urn:schemas-microsoft-com:office:word" xmlns:w14="http://schemas.microsoft.com/office/word/2010/wordml" xmlns:w="http://schemas.openxmlformats.org/wordprocessingml/2006/main" xmlns:wne="http://schemas.microsoft.com/office/word/2006/wordml" xmlns:wp14="http://schemas.microsoft.com/office/word/2010/wordprocessingDrawing" xmlns:wp="http://schemas.openxmlformats.org/drawingml/2006/wordprocessingDrawing" xmlns:wpc="http://schemas.microsoft.com/office/word/2010/wordprocessingCanvas" xmlns:wpg="http://schemas.microsoft.com/office/word/2010/wordprocessingGroup" xmlns:wpi="http://schemas.microsoft.com/office/word/2010/wordprocessingInk" xmlns:wps="http://schemas.microsoft.com/office/word/2010/wordprocessingShape" mc:Ignorable="w14 wp14">
-  <w:p>
-    <w:pPr>
-      <w:pStyle w:val="Header"/>
-    </w:pPr>
-  </w:p>
-</w:hdr>
 </file>
 
 <file path=word/styles.xml><?xml version="1.0" encoding="utf-8"?>
